--- a/forms/08.27.26.v2_05_Service_Agreement_General_Authorization.docx
+++ b/forms/08.27.26.v2_05_Service_Agreement_General_Authorization.docx
@@ -243,6 +243,12 @@
     <w:p>
       <w:r>
         <w:t>RFR provides information-organization and document-processing services. RFR does not provide legal, tax, medical, accounting, cybersecurity, forensic-data-recovery, or other licensed/professional advice unless separately qualified and explicitly agreed.</w:t>
+      </w:r>
+    </w:p>
+    <w:p>
+      <w:pPr/>
+      <w:r>
+        <w:t>If material is connected to active or reasonably anticipated litigation or a legal dispute, RFR applies elevated-risk review. RFR does not provide legal strategy or legal advice, and customer material will not be submitted to an external AI service without appropriate authorization.</w:t>
       </w:r>
     </w:p>
     <w:p>
